--- a/racheal_cv/detailed_versions/racheal_nabukeera_modern_navy_word.docx
+++ b/racheal_cv/detailed_versions/racheal_nabukeera_modern_navy_word.docx
@@ -91,7 +91,7 @@
                 <w:color w:val="FFFFFF"/>
                 <w:sz w:val="17"/>
               </w:rPr>
-              <w:t>Email: info@fairbanksmedicalcentre.org</w:t>
+              <w:t>Email: info@fairbanksmedicalcentre.org | nracheal017@gmail.com</w:t>
             </w:r>
           </w:p>
           <w:p>
@@ -175,6 +175,51 @@
           <w:color w:val="FFFFFF"/>
           <w:sz w:val="21"/>
         </w:rPr>
+        <w:t>LANGUAGES</w:t>
+      </w:r>
+    </w:p>
+    <w:p>
+      <w:pPr>
+        <w:pStyle w:val="ListBullet"/>
+        <w:spacing w:after="40" w:line="252" w:lineRule="auto"/>
+      </w:pPr>
+      <w:r>
+        <w:rPr>
+          <w:rFonts w:ascii="Arial" w:hAnsi="Arial" w:eastAsia="Arial"/>
+          <w:b w:val="0"/>
+          <w:color w:val="25313D"/>
+          <w:sz w:val="18"/>
+        </w:rPr>
+        <w:t>English - Fluent</w:t>
+      </w:r>
+    </w:p>
+    <w:p>
+      <w:pPr>
+        <w:pStyle w:val="ListBullet"/>
+        <w:spacing w:after="40" w:line="252" w:lineRule="auto"/>
+      </w:pPr>
+      <w:r>
+        <w:rPr>
+          <w:rFonts w:ascii="Arial" w:hAnsi="Arial" w:eastAsia="Arial"/>
+          <w:b w:val="0"/>
+          <w:color w:val="25313D"/>
+          <w:sz w:val="18"/>
+        </w:rPr>
+        <w:t>Luganda - Fluent</w:t>
+      </w:r>
+    </w:p>
+    <w:p>
+      <w:pPr>
+        <w:spacing w:before="200" w:after="100"/>
+        <w:shd w:fill="0B2942"/>
+      </w:pPr>
+      <w:r>
+        <w:rPr>
+          <w:rFonts w:ascii="Arial" w:hAnsi="Arial" w:eastAsia="Arial"/>
+          <w:b/>
+          <w:color w:val="FFFFFF"/>
+          <w:sz w:val="21"/>
+        </w:rPr>
         <w:t>EXECUTIVE PROFILE</w:t>
       </w:r>
     </w:p>
@@ -2985,51 +3030,61 @@
     </w:p>
     <w:p>
       <w:pPr>
-        <w:spacing w:before="200" w:after="100"/>
-        <w:shd w:fill="0B2942"/>
-      </w:pPr>
-      <w:r>
-        <w:rPr>
-          <w:rFonts w:ascii="Arial" w:hAnsi="Arial" w:eastAsia="Arial"/>
-          <w:b/>
-          <w:color w:val="FFFFFF"/>
-          <w:sz w:val="21"/>
-        </w:rPr>
-        <w:t>LANGUAGES</w:t>
-      </w:r>
-    </w:p>
-    <w:p>
-      <w:pPr>
-        <w:pStyle w:val="ListBullet"/>
-        <w:spacing w:after="40" w:line="252" w:lineRule="auto"/>
+        <w:spacing w:before="280" w:after="40"/>
+        <w:jc w:val="right"/>
       </w:pPr>
       <w:r>
         <w:rPr>
           <w:rFonts w:ascii="Arial" w:hAnsi="Arial" w:eastAsia="Arial"/>
           <w:b w:val="0"/>
-          <w:color w:val="25313D"/>
-          <w:sz w:val="18"/>
+          <w:color w:val="607080"/>
+          <w:sz w:val="16"/>
         </w:rPr>
-        <w:t>English - Fluent</w:t>
+        <w:t>Signature</w:t>
       </w:r>
     </w:p>
     <w:p>
       <w:pPr>
-        <w:pStyle w:val="ListBullet"/>
-        <w:spacing w:after="40" w:line="252" w:lineRule="auto"/>
+        <w:spacing w:after="0"/>
+        <w:jc w:val="right"/>
       </w:pPr>
       <w:r>
-        <w:rPr>
-          <w:rFonts w:ascii="Arial" w:hAnsi="Arial" w:eastAsia="Arial"/>
-          <w:b w:val="0"/>
-          <w:color w:val="25313D"/>
-          <w:sz w:val="18"/>
-        </w:rPr>
-        <w:t>Luganda - Fluent</w:t>
+        <w:drawing>
+          <wp:inline xmlns:a="http://schemas.openxmlformats.org/drawingml/2006/main" xmlns:pic="http://schemas.openxmlformats.org/drawingml/2006/picture">
+            <wp:extent cx="1280160" cy="997146"/>
+            <wp:docPr id="2" name="Picture 2"/>
+            <wp:cNvGraphicFramePr>
+              <a:graphicFrameLocks noChangeAspect="1"/>
+            </wp:cNvGraphicFramePr>
+            <a:graphic>
+              <a:graphicData uri="http://schemas.openxmlformats.org/drawingml/2006/picture">
+                <pic:pic>
+                  <pic:nvPicPr>
+                    <pic:cNvPr id="0" name="signature.jpeg"/>
+                    <pic:cNvPicPr/>
+                  </pic:nvPicPr>
+                  <pic:blipFill>
+                    <a:blip r:embed="rId10"/>
+                    <a:stretch>
+                      <a:fillRect/>
+                    </a:stretch>
+                  </pic:blipFill>
+                  <pic:spPr>
+                    <a:xfrm>
+                      <a:off x="0" y="0"/>
+                      <a:ext cx="1280160" cy="997146"/>
+                    </a:xfrm>
+                    <a:prstGeom prst="rect"/>
+                  </pic:spPr>
+                </pic:pic>
+              </a:graphicData>
+            </a:graphic>
+          </wp:inline>
+        </w:drawing>
       </w:r>
     </w:p>
     <w:sectPr>
-      <w:footerReference w:type="default" r:id="rId10"/>
+      <w:footerReference w:type="default" r:id="rId11"/>
       <w:pgSz w:w="12240" w:h="15840"/>
       <w:pgMar w:top="680" w:right="850" w:bottom="709" w:left="850" w:header="720" w:footer="720" w:gutter="0"/>
       <w:cols w:space="720"/>
@@ -3058,6 +3113,22 @@
     <w:r>
       <w:fldChar w:fldCharType="begin"/>
       <w:instrText xml:space="preserve"> PAGE </w:instrText>
+      <w:fldChar w:fldCharType="separate"/>
+      <w:fldChar w:fldCharType="end"/>
+    </w:r>
+    <w:r>
+      <w:rPr>
+        <w:rFonts w:ascii="Arial" w:hAnsi="Arial" w:eastAsia="Arial"/>
+        <w:b w:val="0"/>
+        <w:color w:val="607080"/>
+        <w:sz w:val="16"/>
+      </w:rPr>
+      <w:t xml:space="preserve"> of </w:t>
+    </w:r>
+    <w:r>
+      <w:fldChar w:fldCharType="begin"/>
+      <w:instrText xml:space="preserve"> NUMPAGES </w:instrText>
+      <w:fldChar w:fldCharType="separate"/>
       <w:fldChar w:fldCharType="end"/>
     </w:r>
   </w:p>

--- a/racheal_cv/detailed_versions/racheal_nabukeera_modern_navy_word.docx
+++ b/racheal_cv/detailed_versions/racheal_nabukeera_modern_navy_word.docx
@@ -3030,7 +3030,7 @@
     </w:p>
     <w:p>
       <w:pPr>
-        <w:spacing w:before="280" w:after="40"/>
+        <w:spacing w:before="200" w:after="20"/>
         <w:jc w:val="right"/>
       </w:pPr>
       <w:r>
@@ -3040,18 +3040,18 @@
           <w:color w:val="607080"/>
           <w:sz w:val="16"/>
         </w:rPr>
-        <w:t>Signature</w:t>
+        <w:t>Signed</w:t>
       </w:r>
     </w:p>
     <w:p>
       <w:pPr>
-        <w:spacing w:after="0"/>
+        <w:spacing w:after="20"/>
         <w:jc w:val="right"/>
       </w:pPr>
       <w:r>
         <w:drawing>
           <wp:inline xmlns:a="http://schemas.openxmlformats.org/drawingml/2006/main" xmlns:pic="http://schemas.openxmlformats.org/drawingml/2006/picture">
-            <wp:extent cx="1280160" cy="997146"/>
+            <wp:extent cx="1051560" cy="819085"/>
             <wp:docPr id="2" name="Picture 2"/>
             <wp:cNvGraphicFramePr>
               <a:graphicFrameLocks noChangeAspect="1"/>
@@ -3072,7 +3072,7 @@
                   <pic:spPr>
                     <a:xfrm>
                       <a:off x="0" y="0"/>
-                      <a:ext cx="1280160" cy="997146"/>
+                      <a:ext cx="1051560" cy="819085"/>
                     </a:xfrm>
                     <a:prstGeom prst="rect"/>
                   </pic:spPr>
@@ -3081,6 +3081,21 @@
             </a:graphic>
           </wp:inline>
         </w:drawing>
+      </w:r>
+    </w:p>
+    <w:p>
+      <w:pPr>
+        <w:spacing w:after="0"/>
+        <w:jc w:val="right"/>
+      </w:pPr>
+      <w:r>
+        <w:rPr>
+          <w:rFonts w:ascii="Arial" w:hAnsi="Arial" w:eastAsia="Arial"/>
+          <w:b/>
+          <w:color w:val="0B2942"/>
+          <w:sz w:val="18"/>
+        </w:rPr>
+        <w:t>Racheal Nabukeera</w:t>
       </w:r>
     </w:p>
     <w:sectPr>

--- a/racheal_cv/detailed_versions/racheal_nabukeera_modern_navy_word.docx
+++ b/racheal_cv/detailed_versions/racheal_nabukeera_modern_navy_word.docx
@@ -3030,8 +3030,143 @@
     </w:p>
     <w:p>
       <w:pPr>
+        <w:spacing w:before="200" w:after="100"/>
+        <w:shd w:fill="0B2942"/>
+      </w:pPr>
+      <w:r>
+        <w:rPr>
+          <w:rFonts w:ascii="Arial" w:hAnsi="Arial" w:eastAsia="Arial"/>
+          <w:b/>
+          <w:color w:val="FFFFFF"/>
+          <w:sz w:val="21"/>
+        </w:rPr>
+        <w:t>REFEREES</w:t>
+      </w:r>
+    </w:p>
+    <w:p>
+      <w:pPr>
+        <w:spacing w:after="100" w:line="259" w:lineRule="auto"/>
+        <w:jc w:val="both"/>
+      </w:pPr>
+      <w:r>
+        <w:rPr>
+          <w:rFonts w:ascii="Arial" w:hAnsi="Arial" w:eastAsia="Arial"/>
+          <w:b w:val="0"/>
+          <w:color w:val="25313D"/>
+          <w:sz w:val="19"/>
+        </w:rPr>
+        <w:t>Firminus Mugumya, PhD</w:t>
+      </w:r>
+    </w:p>
+    <w:p>
+      <w:pPr>
+        <w:spacing w:after="100" w:line="259" w:lineRule="auto"/>
+        <w:jc w:val="both"/>
+      </w:pPr>
+      <w:r>
+        <w:rPr>
+          <w:rFonts w:ascii="Arial" w:hAnsi="Arial" w:eastAsia="Arial"/>
+          <w:b w:val="0"/>
+          <w:color w:val="25313D"/>
+          <w:sz w:val="19"/>
+        </w:rPr>
+        <w:t>Assoc. Professor of Developmental Social Work (Community Systems Governance)</w:t>
+      </w:r>
+    </w:p>
+    <w:p>
+      <w:pPr>
+        <w:spacing w:after="100" w:line="259" w:lineRule="auto"/>
+        <w:jc w:val="both"/>
+      </w:pPr>
+      <w:r>
+        <w:rPr>
+          <w:rFonts w:ascii="Arial" w:hAnsi="Arial" w:eastAsia="Arial"/>
+          <w:b w:val="0"/>
+          <w:color w:val="25313D"/>
+          <w:sz w:val="19"/>
+        </w:rPr>
+        <w:t>Dept. of Social Work &amp; Social Administration</w:t>
+      </w:r>
+    </w:p>
+    <w:p>
+      <w:pPr>
+        <w:spacing w:after="100" w:line="259" w:lineRule="auto"/>
+        <w:jc w:val="both"/>
+      </w:pPr>
+      <w:r>
+        <w:rPr>
+          <w:rFonts w:ascii="Arial" w:hAnsi="Arial" w:eastAsia="Arial"/>
+          <w:b w:val="0"/>
+          <w:color w:val="25313D"/>
+          <w:sz w:val="19"/>
+        </w:rPr>
+        <w:t>School of Social Sciences</w:t>
+      </w:r>
+    </w:p>
+    <w:p>
+      <w:pPr>
+        <w:spacing w:after="100" w:line="259" w:lineRule="auto"/>
+        <w:jc w:val="both"/>
+      </w:pPr>
+      <w:r>
+        <w:rPr>
+          <w:rFonts w:ascii="Arial" w:hAnsi="Arial" w:eastAsia="Arial"/>
+          <w:b w:val="0"/>
+          <w:color w:val="25313D"/>
+          <w:sz w:val="19"/>
+        </w:rPr>
+        <w:t>College of Humanities and Social Sciences (CHUSS)</w:t>
+      </w:r>
+    </w:p>
+    <w:p>
+      <w:pPr>
+        <w:spacing w:after="100" w:line="259" w:lineRule="auto"/>
+        <w:jc w:val="both"/>
+      </w:pPr>
+      <w:r>
+        <w:rPr>
+          <w:rFonts w:ascii="Arial" w:hAnsi="Arial" w:eastAsia="Arial"/>
+          <w:b w:val="0"/>
+          <w:color w:val="25313D"/>
+          <w:sz w:val="19"/>
+        </w:rPr>
+        <w:t>Makerere University, Kampala</w:t>
+      </w:r>
+    </w:p>
+    <w:p>
+      <w:pPr>
+        <w:spacing w:after="100" w:line="259" w:lineRule="auto"/>
+        <w:jc w:val="both"/>
+      </w:pPr>
+      <w:r>
+        <w:rPr>
+          <w:rFonts w:ascii="Arial" w:hAnsi="Arial" w:eastAsia="Arial"/>
+          <w:b w:val="0"/>
+          <w:color w:val="25313D"/>
+          <w:sz w:val="19"/>
+        </w:rPr>
+        <w:t>Email: firminus.mugumya@mak.ac.ug | mugufirm@gmail.com | firmlib@yahoo.co.uk</w:t>
+      </w:r>
+    </w:p>
+    <w:p>
+      <w:pPr>
+        <w:spacing w:after="100" w:line="259" w:lineRule="auto"/>
+        <w:jc w:val="both"/>
+      </w:pPr>
+      <w:r>
+        <w:rPr>
+          <w:rFonts w:ascii="Arial" w:hAnsi="Arial" w:eastAsia="Arial"/>
+          <w:b w:val="0"/>
+          <w:color w:val="25313D"/>
+          <w:sz w:val="19"/>
+        </w:rPr>
+        <w:t>Mobile: +256 782 351 444</w:t>
+      </w:r>
+    </w:p>
+    <w:p>
+      <w:pPr>
         <w:spacing w:before="200" w:after="20"/>
-        <w:jc w:val="right"/>
+        <w:jc w:val="left"/>
       </w:pPr>
       <w:r>
         <w:rPr>
@@ -3046,7 +3181,7 @@
     <w:p>
       <w:pPr>
         <w:spacing w:after="20"/>
-        <w:jc w:val="right"/>
+        <w:jc w:val="left"/>
       </w:pPr>
       <w:r>
         <w:drawing>
@@ -3086,7 +3221,7 @@
     <w:p>
       <w:pPr>
         <w:spacing w:after="0"/>
-        <w:jc w:val="right"/>
+        <w:jc w:val="left"/>
       </w:pPr>
       <w:r>
         <w:rPr>

--- a/racheal_cv/detailed_versions/racheal_nabukeera_modern_navy_word.docx
+++ b/racheal_cv/detailed_versions/racheal_nabukeera_modern_navy_word.docx
@@ -3055,7 +3055,7 @@
           <w:color w:val="25313D"/>
           <w:sz w:val="19"/>
         </w:rPr>
-        <w:t>Firminus Mugumya, PhD</w:t>
+        <w:t>Firminus Mugumya, PhD - Assoc. Professor of Developmental Social Work (Community Systems Governance), Dept. of Social Work &amp; Social Administration, School of Social Sciences, College of Humanities and Social Sciences (CHUSS), Makerere University, Kampala. Email: firminus.mugumya@mak.ac.ug | mugufirm@gmail.com | firmlib@yahoo.co.uk. Mobile: +256 782 351 444.</w:t>
       </w:r>
     </w:p>
     <w:p>
@@ -3070,7 +3070,7 @@
           <w:color w:val="25313D"/>
           <w:sz w:val="19"/>
         </w:rPr>
-        <w:t>Assoc. Professor of Developmental Social Work (Community Systems Governance)</w:t>
+        <w:t>Rev. Prof. John Mulindwa Kitayimbwa - Deputy Vice-Chancellor (Academic Affairs), Uganda Christian University. Email: Jkitayimbwa@ucu.ac.ug. Mobile: +256 701 962511.</w:t>
       </w:r>
     </w:p>
     <w:p>
@@ -3085,82 +3085,7 @@
           <w:color w:val="25313D"/>
           <w:sz w:val="19"/>
         </w:rPr>
-        <w:t>Dept. of Social Work &amp; Social Administration</w:t>
-      </w:r>
-    </w:p>
-    <w:p>
-      <w:pPr>
-        <w:spacing w:after="100" w:line="259" w:lineRule="auto"/>
-        <w:jc w:val="both"/>
-      </w:pPr>
-      <w:r>
-        <w:rPr>
-          <w:rFonts w:ascii="Arial" w:hAnsi="Arial" w:eastAsia="Arial"/>
-          <w:b w:val="0"/>
-          <w:color w:val="25313D"/>
-          <w:sz w:val="19"/>
-        </w:rPr>
-        <w:t>School of Social Sciences</w:t>
-      </w:r>
-    </w:p>
-    <w:p>
-      <w:pPr>
-        <w:spacing w:after="100" w:line="259" w:lineRule="auto"/>
-        <w:jc w:val="both"/>
-      </w:pPr>
-      <w:r>
-        <w:rPr>
-          <w:rFonts w:ascii="Arial" w:hAnsi="Arial" w:eastAsia="Arial"/>
-          <w:b w:val="0"/>
-          <w:color w:val="25313D"/>
-          <w:sz w:val="19"/>
-        </w:rPr>
-        <w:t>College of Humanities and Social Sciences (CHUSS)</w:t>
-      </w:r>
-    </w:p>
-    <w:p>
-      <w:pPr>
-        <w:spacing w:after="100" w:line="259" w:lineRule="auto"/>
-        <w:jc w:val="both"/>
-      </w:pPr>
-      <w:r>
-        <w:rPr>
-          <w:rFonts w:ascii="Arial" w:hAnsi="Arial" w:eastAsia="Arial"/>
-          <w:b w:val="0"/>
-          <w:color w:val="25313D"/>
-          <w:sz w:val="19"/>
-        </w:rPr>
-        <w:t>Makerere University, Kampala</w:t>
-      </w:r>
-    </w:p>
-    <w:p>
-      <w:pPr>
-        <w:spacing w:after="100" w:line="259" w:lineRule="auto"/>
-        <w:jc w:val="both"/>
-      </w:pPr>
-      <w:r>
-        <w:rPr>
-          <w:rFonts w:ascii="Arial" w:hAnsi="Arial" w:eastAsia="Arial"/>
-          <w:b w:val="0"/>
-          <w:color w:val="25313D"/>
-          <w:sz w:val="19"/>
-        </w:rPr>
-        <w:t>Email: firminus.mugumya@mak.ac.ug | mugufirm@gmail.com | firmlib@yahoo.co.uk</w:t>
-      </w:r>
-    </w:p>
-    <w:p>
-      <w:pPr>
-        <w:spacing w:after="100" w:line="259" w:lineRule="auto"/>
-        <w:jc w:val="both"/>
-      </w:pPr>
-      <w:r>
-        <w:rPr>
-          <w:rFonts w:ascii="Arial" w:hAnsi="Arial" w:eastAsia="Arial"/>
-          <w:b w:val="0"/>
-          <w:color w:val="25313D"/>
-          <w:sz w:val="19"/>
-        </w:rPr>
-        <w:t>Mobile: +256 782 351 444</w:t>
+        <w:t>Dr. Twalib Aliku - Senior Consultant Paediatrician/Cardiologist, FairBanks Medical Centre, Kyebando - Kisalosala, P.O. Box 111907, Kampala, Uganda. Email: info@fairbanksmedicalcentre.com. Mobile: +256 751 207566 | +256 777 462398.</w:t>
       </w:r>
     </w:p>
     <w:p>
